--- a/bai1.docx
+++ b/bai1.docx
@@ -378,7 +378,19 @@
         <w:rPr>
           <w:lang w:val="vi-VN"/>
         </w:rPr>
-        <w:t xml:space="preserve">dạng chuẩn 1NF yêu cầu tất cả các giá trị trong mỗi ô dữ liệu phải mang tính nguyên tố. Việc lưu 2 số điện thoại trong cùng 1 ô gây khó khăn cho việc tìm kiếm, lập chỉ mục,lọc dữ </w:t>
+        <w:t xml:space="preserve">dạng chuẩn 1NF yêu cầu tất cả các giá trị trong mỗi ô dữ liệu phải mang tính nguyên </w:t>
+      </w:r>
+      <w:r>
+        <w:rPr>
+          <w:lang w:val="vi-VN"/>
+        </w:rPr>
+        <w:t>tố(giá trị đơn lẻ, không thể phân rã)</w:t>
+      </w:r>
+      <w:r>
+        <w:rPr>
+          <w:lang w:val="vi-VN"/>
+        </w:rPr>
+        <w:t xml:space="preserve">. Việc lưu 2 số điện thoại trong cùng 1 ô gây khó khăn cho việc tìm kiếm, lập chỉ mục,lọc dữ </w:t>
       </w:r>
       <w:r>
         <w:rPr>
@@ -1201,6 +1213,7 @@
   <w:style w:type="character" w:default="1" w:styleId="DefaultParagraphFont">
     <w:name w:val="Default Paragraph Font"/>
     <w:uiPriority w:val="1"/>
+    <w:semiHidden/>
     <w:unhideWhenUsed/>
   </w:style>
   <w:style w:type="table" w:default="1" w:styleId="TableNormal">
